--- a/back/src/static/vinculado/ACUERDO DE CONFIDENCIALIDAD.docx
+++ b/back/src/static/vinculado/ACUERDO DE CONFIDENCIALIDAD.docx
@@ -1,6 +1,6 @@
 
 <file path=word/document.xml><?xml version="1.0" encoding="utf-8"?>
-<w:document xmlns:wpc="http://schemas.microsoft.com/office/word/2010/wordprocessingCanvas" xmlns:cx="http://schemas.microsoft.com/office/drawing/2014/chartex" xmlns:cx1="http://schemas.microsoft.com/office/drawing/2015/9/8/chartex" xmlns:cx2="http://schemas.microsoft.com/office/drawing/2015/10/21/chartex" xmlns:cx3="http://schemas.microsoft.com/office/drawing/2016/5/9/chartex" xmlns:cx4="http://schemas.microsoft.com/office/drawing/2016/5/10/chartex" xmlns:cx5="http://schemas.microsoft.com/office/drawing/2016/5/11/chartex" xmlns:cx6="http://schemas.microsoft.com/office/drawing/2016/5/12/chartex" xmlns:cx7="http://schemas.microsoft.com/office/drawing/2016/5/13/chartex" xmlns:cx8="http://schemas.microsoft.com/office/drawing/2016/5/14/chartex" xmlns:mc="http://schemas.openxmlformats.org/markup-compatibility/2006" xmlns:aink="http://schemas.microsoft.com/office/drawing/2016/ink" xmlns:am3d="http://schemas.microsoft.com/office/drawing/2017/model3d" xmlns:o="urn:schemas-microsoft-com:office:office" xmlns:oel="http://schemas.microsoft.com/office/2019/extlst" xmlns:r="http://schemas.openxmlformats.org/officeDocument/2006/relationships" xmlns:m="http://schemas.openxmlformats.org/officeDocument/2006/math" xmlns:v="urn:schemas-microsoft-com:vml" xmlns:wp14="http://schemas.microsoft.com/office/word/2010/wordprocessingDrawing" xmlns:wp="http://schemas.openxmlformats.org/drawingml/2006/wordprocessingDrawing" xmlns:w10="urn:schemas-microsoft-com:office:word" xmlns:w="http://schemas.openxmlformats.org/wordprocessingml/2006/main" xmlns:w14="http://schemas.microsoft.com/office/word/2010/wordml" xmlns:w15="http://schemas.microsoft.com/office/word/2012/wordml" xmlns:w16cex="http://schemas.microsoft.com/office/word/2018/wordml/cex" xmlns:w16cid="http://schemas.microsoft.com/office/word/2016/wordml/cid" xmlns:w16="http://schemas.microsoft.com/office/word/2018/wordml" xmlns:w16du="http://schemas.microsoft.com/office/word/2023/wordml/word16du" xmlns:w16sdtdh="http://schemas.microsoft.com/office/word/2020/wordml/sdtdatahash" xmlns:w16sdtfl="http://schemas.microsoft.com/office/word/2024/wordml/sdtformatlock" xmlns:w16se="http://schemas.microsoft.com/office/word/2015/wordml/symex" xmlns:wpg="http://schemas.microsoft.com/office/word/2010/wordprocessingGroup" xmlns:wpi="http://schemas.microsoft.com/office/word/2010/wordprocessingInk" xmlns:wne="http://schemas.microsoft.com/office/word/2006/wordml" xmlns:wps="http://schemas.microsoft.com/office/word/2010/wordprocessingShape" mc:Ignorable="w14 w15 w16se w16cid w16 w16cex w16sdtdh w16sdtfl w16du wp14">
+<w:document xmlns:wpc="http://schemas.microsoft.com/office/word/2010/wordprocessingCanvas" xmlns:cx="http://schemas.microsoft.com/office/drawing/2014/chartex" xmlns:cx1="http://schemas.microsoft.com/office/drawing/2015/9/8/chartex" xmlns:cx2="http://schemas.microsoft.com/office/drawing/2015/10/21/chartex" xmlns:cx3="http://schemas.microsoft.com/office/drawing/2016/5/9/chartex" xmlns:cx4="http://schemas.microsoft.com/office/drawing/2016/5/10/chartex" xmlns:cx5="http://schemas.microsoft.com/office/drawing/2016/5/11/chartex" xmlns:cx6="http://schemas.microsoft.com/office/drawing/2016/5/12/chartex" xmlns:cx7="http://schemas.microsoft.com/office/drawing/2016/5/13/chartex" xmlns:cx8="http://schemas.microsoft.com/office/drawing/2016/5/14/chartex" xmlns:mc="http://schemas.openxmlformats.org/markup-compatibility/2006" xmlns:aink="http://schemas.microsoft.com/office/drawing/2016/ink" xmlns:am3d="http://schemas.microsoft.com/office/drawing/2017/model3d" xmlns:o="urn:schemas-microsoft-com:office:office" xmlns:oel="http://schemas.microsoft.com/office/2019/extlst" xmlns:r="http://schemas.openxmlformats.org/officeDocument/2006/relationships" xmlns:m="http://schemas.openxmlformats.org/officeDocument/2006/math" xmlns:v="urn:schemas-microsoft-com:vml" xmlns:wp14="http://schemas.microsoft.com/office/word/2010/wordprocessingDrawing" xmlns:wp="http://schemas.openxmlformats.org/drawingml/2006/wordprocessingDrawing" xmlns:w10="urn:schemas-microsoft-com:office:word" xmlns:w="http://schemas.openxmlformats.org/wordprocessingml/2006/main" xmlns:w14="http://schemas.microsoft.com/office/word/2010/wordml" xmlns:w15="http://schemas.microsoft.com/office/word/2012/wordml" xmlns:w16cei="http://schemas.microsoft.com/office/word/2026/wordml/cei" xmlns:w16cex="http://schemas.microsoft.com/office/word/2018/wordml/cex" xmlns:w16cid="http://schemas.microsoft.com/office/word/2016/wordml/cid" xmlns:w16="http://schemas.microsoft.com/office/word/2018/wordml" xmlns:w16du="http://schemas.microsoft.com/office/word/2023/wordml/word16du" xmlns:w16sdtdh="http://schemas.microsoft.com/office/word/2020/wordml/sdtdatahash" xmlns:w16sdtfl="http://schemas.microsoft.com/office/word/2024/wordml/sdtformatlock" xmlns:w16se="http://schemas.microsoft.com/office/word/2015/wordml/symex" xmlns:wpg="http://schemas.microsoft.com/office/word/2010/wordprocessingGroup" xmlns:wpi="http://schemas.microsoft.com/office/word/2010/wordprocessingInk" xmlns:wne="http://schemas.microsoft.com/office/word/2006/wordml" xmlns:wps="http://schemas.microsoft.com/office/word/2010/wordprocessingShape" mc:Ignorable="w14 w15 w16se w16cid w16 w16cex w16sdtdh w16sdtfl w16du wp14">
   <w:body>
     <w:p>
       <w:pPr>
@@ -107,7 +107,7 @@
           </mc:Choice>
           <mc:Fallback>
             <w:pict>
-              <v:shape w14:anchorId="52DA9921" id="Graphic 2" o:spid="_x0000_s1026" style="position:absolute;margin-left:419.2pt;margin-top:102.05pt;width:192.4pt;height:587.5pt;z-index:-15803904;visibility:visible;mso-wrap-style:square;mso-wrap-distance-left:0;mso-wrap-distance-top:0;mso-wrap-distance-right:0;mso-wrap-distance-bottom:0;mso-position-horizontal:absolute;mso-position-horizontal-relative:page;mso-position-vertical:absolute;mso-position-vertical-relative:page;v-text-anchor:top" coordsize="2443480,7461250" o:gfxdata="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" path="m2442971,l,,,7460869r2442971,l2442971,xe" fillcolor="#f1f1f1" stroked="f">
+              <v:shape w14:anchorId="02120A3B" id="Graphic 2" o:spid="_x0000_s1026" style="position:absolute;margin-left:419.2pt;margin-top:102.05pt;width:192.4pt;height:587.5pt;z-index:-15803904;visibility:visible;mso-wrap-style:square;mso-wrap-distance-left:0;mso-wrap-distance-top:0;mso-wrap-distance-right:0;mso-wrap-distance-bottom:0;mso-position-horizontal:absolute;mso-position-horizontal-relative:page;mso-position-vertical:absolute;mso-position-vertical-relative:page;v-text-anchor:top" coordsize="2443480,7461250" o:gfxdata="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" path="m2442971,l,,,7460869r2442971,l2442971,xe" fillcolor="#f1f1f1" stroked="f">
                 <v:path arrowok="t"/>
                 <w10:wrap anchorx="page" anchory="page"/>
               </v:shape>
@@ -194,7 +194,7 @@
           </mc:Choice>
           <mc:Fallback>
             <w:pict>
-              <v:shape w14:anchorId="122FDC39" id="Graphic 3" o:spid="_x0000_s1026" style="position:absolute;margin-left:20.05pt;margin-top:214.35pt;width:.55pt;height:10pt;z-index:15729664;visibility:visible;mso-wrap-style:square;mso-wrap-distance-left:0;mso-wrap-distance-top:0;mso-wrap-distance-right:0;mso-wrap-distance-bottom:0;mso-position-horizontal:absolute;mso-position-horizontal-relative:page;mso-position-vertical:absolute;mso-position-vertical-relative:page;v-text-anchor:top" coordsize="6985,127000" o:gfxdata="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" path="m6705,l,,,126796r6705,l6705,xe" fillcolor="black" stroked="f">
+              <v:shape w14:anchorId="00F6A1B4" id="Graphic 3" o:spid="_x0000_s1026" style="position:absolute;margin-left:20.05pt;margin-top:214.35pt;width:.55pt;height:10pt;z-index:15729664;visibility:visible;mso-wrap-style:square;mso-wrap-distance-left:0;mso-wrap-distance-top:0;mso-wrap-distance-right:0;mso-wrap-distance-bottom:0;mso-position-horizontal:absolute;mso-position-horizontal-relative:page;mso-position-vertical:absolute;mso-position-vertical-relative:page;v-text-anchor:top" coordsize="6985,127000" o:gfxdata="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" path="m6705,l,,,126796r6705,l6705,xe" fillcolor="black" stroked="f">
                 <v:path arrowok="t"/>
                 <w10:wrap anchorx="page" anchory="page"/>
               </v:shape>
@@ -233,7 +233,30 @@
           <w:b/>
           <w:sz w:val="16"/>
         </w:rPr>
-        <w:t>SILVER CONSULTING S.A.S. y VALENTINA VILLA GARCÍA</w:t>
+        <w:t xml:space="preserve">SILVER CONSULTING S.A.S. y </w:t>
+      </w:r>
+      <w:r>
+        <w:rPr>
+          <w:b/>
+          <w:sz w:val="16"/>
+        </w:rPr>
+        <w:t>{{</w:t>
+      </w:r>
+      <w:proofErr w:type="spellStart"/>
+      <w:r>
+        <w:rPr>
+          <w:b/>
+          <w:sz w:val="16"/>
+        </w:rPr>
+        <w:t>NombreCompleto</w:t>
+      </w:r>
+      <w:proofErr w:type="spellEnd"/>
+      <w:r>
+        <w:rPr>
+          <w:b/>
+          <w:sz w:val="16"/>
+        </w:rPr>
+        <w:t>}}</w:t>
       </w:r>
     </w:p>
     <w:p>
@@ -442,7 +465,7 @@
           </mc:Choice>
           <mc:Fallback>
             <w:pict>
-              <v:shape w14:anchorId="16D3440B" id="Graphic 4" o:spid="_x0000_s1026" style="position:absolute;margin-left:297.3pt;margin-top:28.55pt;width:2.15pt;height:.55pt;z-index:15729152;visibility:visible;mso-wrap-style:square;mso-wrap-distance-left:0;mso-wrap-distance-top:0;mso-wrap-distance-right:0;mso-wrap-distance-bottom:0;mso-position-horizontal:absolute;mso-position-horizontal-relative:page;mso-position-vertical:absolute;mso-position-vertical-relative:text;v-text-anchor:top" coordsize="27305,6985" o:gfxdata="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" path="m27127,l,,,6705r27127,l27127,xe" fillcolor="#d13438" stroked="f">
+              <v:shape w14:anchorId="732B81C5" id="Graphic 4" o:spid="_x0000_s1026" style="position:absolute;margin-left:297.3pt;margin-top:28.55pt;width:2.15pt;height:.55pt;z-index:15729152;visibility:visible;mso-wrap-style:square;mso-wrap-distance-left:0;mso-wrap-distance-top:0;mso-wrap-distance-right:0;mso-wrap-distance-bottom:0;mso-position-horizontal:absolute;mso-position-horizontal-relative:page;mso-position-vertical:absolute;mso-position-vertical-relative:text;v-text-anchor:top" coordsize="27305,6985" o:gfxdata="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" path="m27127,l,,,6705r27127,l27127,xe" fillcolor="#d13438" stroked="f">
                 <v:path arrowok="t"/>
                 <w10:wrap anchorx="page"/>
               </v:shape>
@@ -1810,7 +1833,7 @@
           </mc:Choice>
           <mc:Fallback>
             <w:pict>
-              <v:shape w14:anchorId="18A727BE" id="Graphic 5" o:spid="_x0000_s1026" style="position:absolute;margin-left:419.2pt;margin-top:102.05pt;width:192.4pt;height:587.5pt;z-index:-15802368;visibility:visible;mso-wrap-style:square;mso-wrap-distance-left:0;mso-wrap-distance-top:0;mso-wrap-distance-right:0;mso-wrap-distance-bottom:0;mso-position-horizontal:absolute;mso-position-horizontal-relative:page;mso-position-vertical:absolute;mso-position-vertical-relative:page;v-text-anchor:top" coordsize="2443480,7461250" o:gfxdata="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" path="m2442971,l,,,7460869r2442971,l2442971,xe" fillcolor="#f1f1f1" stroked="f">
+              <v:shape w14:anchorId="230B0DB1" id="Graphic 5" o:spid="_x0000_s1026" style="position:absolute;margin-left:419.2pt;margin-top:102.05pt;width:192.4pt;height:587.5pt;z-index:-15802368;visibility:visible;mso-wrap-style:square;mso-wrap-distance-left:0;mso-wrap-distance-top:0;mso-wrap-distance-right:0;mso-wrap-distance-bottom:0;mso-position-horizontal:absolute;mso-position-horizontal-relative:page;mso-position-vertical:absolute;mso-position-vertical-relative:page;v-text-anchor:top" coordsize="2443480,7461250" o:gfxdata="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" path="m2442971,l,,,7460869r2442971,l2442971,xe" fillcolor="#f1f1f1" stroked="f">
                 <v:path arrowok="t"/>
                 <w10:wrap anchorx="page" anchory="page"/>
               </v:shape>
@@ -3249,7 +3272,7 @@
           </mc:Choice>
           <mc:Fallback>
             <w:pict>
-              <v:shape w14:anchorId="510335E6" id="Graphic 6" o:spid="_x0000_s1026" style="position:absolute;margin-left:419.2pt;margin-top:102.05pt;width:192.4pt;height:587.5pt;z-index:-15801856;visibility:visible;mso-wrap-style:square;mso-wrap-distance-left:0;mso-wrap-distance-top:0;mso-wrap-distance-right:0;mso-wrap-distance-bottom:0;mso-position-horizontal:absolute;mso-position-horizontal-relative:page;mso-position-vertical:absolute;mso-position-vertical-relative:page;v-text-anchor:top" coordsize="2443480,7461250" o:gfxdata="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" path="m2442971,l,,,7460869r2442971,l2442971,xe" fillcolor="#f1f1f1" stroked="f">
+              <v:shape w14:anchorId="72D4C381" id="Graphic 6" o:spid="_x0000_s1026" style="position:absolute;margin-left:419.2pt;margin-top:102.05pt;width:192.4pt;height:587.5pt;z-index:-15801856;visibility:visible;mso-wrap-style:square;mso-wrap-distance-left:0;mso-wrap-distance-top:0;mso-wrap-distance-right:0;mso-wrap-distance-bottom:0;mso-position-horizontal:absolute;mso-position-horizontal-relative:page;mso-position-vertical:absolute;mso-position-vertical-relative:page;v-text-anchor:top" coordsize="2443480,7461250" o:gfxdata="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" path="m2442971,l,,,7460869r2442971,l2442971,xe" fillcolor="#f1f1f1" stroked="f">
                 <v:path arrowok="t"/>
                 <w10:wrap anchorx="page" anchory="page"/>
               </v:shape>
@@ -4627,10 +4650,7 @@
         <w:ind w:left="81" w:right="3964"/>
       </w:pPr>
       <w:r>
-        <w:t>confidencialidad celebrada</w:t>
-      </w:r>
-      <w:r>
-        <w:t xml:space="preserve"> de manera posterior al presente, puntualmente para ese nuevo documento o que</w:t>
+        <w:t>confidencialidad celebrada de manera posterior al presente, puntualmente para ese nuevo documento o que</w:t>
       </w:r>
       <w:r>
         <w:rPr>
@@ -5748,7 +5768,7 @@
           </mc:Choice>
           <mc:Fallback>
             <w:pict>
-              <v:group w14:anchorId="3DA36110" id="Group 7" o:spid="_x0000_s1026" style="position:absolute;margin-left:410.7pt;margin-top:8.6pt;width:199.1pt;height:12.4pt;z-index:-15800320;mso-wrap-distance-left:0;mso-wrap-distance-right:0;mso-position-horizontal-relative:page" coordsize="25285,1574" o:gfxdata="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">
+              <v:group w14:anchorId="028B144B" id="Group 7" o:spid="_x0000_s1026" style="position:absolute;margin-left:410.7pt;margin-top:8.6pt;width:199.1pt;height:12.4pt;z-index:-15800320;mso-wrap-distance-left:0;mso-wrap-distance-right:0;mso-position-horizontal-relative:page" coordsize="25285,1574" o:gfxdata="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">
                 <v:shapetype id="_x0000_t75" coordsize="21600,21600" o:spt="75" o:preferrelative="t" path="m@4@5l@4@11@9@11@9@5xe" filled="f" stroked="f">
                   <v:stroke joinstyle="miter"/>
                   <v:formulas>
@@ -6170,101 +6190,35 @@
       </w:r>
       <w:r>
         <w:rPr>
-          <w:b/>
-          <w:sz w:val="17"/>
-        </w:rPr>
-        <w:t>16</w:t>
-      </w:r>
-      <w:r>
-        <w:rPr>
-          <w:b/>
-          <w:spacing w:val="7"/>
-          <w:sz w:val="17"/>
-        </w:rPr>
-        <w:t xml:space="preserve"> </w:t>
-      </w:r>
-      <w:r>
-        <w:rPr>
-          <w:b/>
-          <w:sz w:val="17"/>
-        </w:rPr>
-        <w:t>del</w:t>
-      </w:r>
-      <w:r>
-        <w:rPr>
-          <w:b/>
-          <w:spacing w:val="7"/>
-          <w:sz w:val="17"/>
-        </w:rPr>
-        <w:t xml:space="preserve"> </w:t>
-      </w:r>
-      <w:r>
-        <w:rPr>
-          <w:b/>
-          <w:sz w:val="17"/>
-        </w:rPr>
-        <w:t>mes</w:t>
-      </w:r>
-      <w:r>
-        <w:rPr>
-          <w:b/>
-          <w:spacing w:val="8"/>
-          <w:sz w:val="17"/>
-        </w:rPr>
-        <w:t xml:space="preserve"> </w:t>
-      </w:r>
-      <w:r>
-        <w:rPr>
-          <w:b/>
-          <w:sz w:val="17"/>
-        </w:rPr>
-        <w:t>de</w:t>
-      </w:r>
-      <w:r>
-        <w:rPr>
-          <w:b/>
-          <w:spacing w:val="6"/>
-          <w:sz w:val="17"/>
-        </w:rPr>
-        <w:t xml:space="preserve"> </w:t>
-      </w:r>
-      <w:r>
-        <w:rPr>
-          <w:b/>
-          <w:sz w:val="17"/>
-        </w:rPr>
-        <w:t>junio</w:t>
-      </w:r>
-      <w:r>
-        <w:rPr>
-          <w:b/>
-          <w:spacing w:val="7"/>
-          <w:sz w:val="17"/>
-        </w:rPr>
-        <w:t xml:space="preserve"> </w:t>
-      </w:r>
-      <w:r>
-        <w:rPr>
-          <w:b/>
-          <w:sz w:val="17"/>
-        </w:rPr>
-        <w:t>del</w:t>
-      </w:r>
-      <w:r>
-        <w:rPr>
-          <w:b/>
-          <w:spacing w:val="8"/>
-          <w:sz w:val="17"/>
-        </w:rPr>
-        <w:t xml:space="preserve"> </w:t>
-      </w:r>
-      <w:r>
-        <w:rPr>
-          <w:b/>
-          <w:spacing w:val="-2"/>
-          <w:sz w:val="17"/>
-        </w:rPr>
-        <w:t>2026</w:t>
+          <w:rFonts w:eastAsia="Arial Narrow"/>
+          <w:b/>
+          <w:bCs/>
+          <w:sz w:val="16"/>
+          <w:szCs w:val="16"/>
+        </w:rPr>
+        <w:t>{{</w:t>
+      </w:r>
+      <w:proofErr w:type="spellStart"/>
+      <w:r>
+        <w:rPr>
+          <w:rFonts w:eastAsia="Arial Narrow"/>
+          <w:b/>
+          <w:bCs/>
+          <w:sz w:val="16"/>
+          <w:szCs w:val="16"/>
+        </w:rPr>
+        <w:t>FechaInicioContrato</w:t>
+      </w:r>
+      <w:proofErr w:type="spellEnd"/>
+      <w:r>
+        <w:rPr>
+          <w:rFonts w:eastAsia="Arial Narrow"/>
+          <w:b/>
+          <w:bCs/>
+          <w:sz w:val="16"/>
+          <w:szCs w:val="16"/>
+        </w:rPr>
+        <w:t>}}</w:t>
       </w:r>
       <w:r>
         <w:rPr>
@@ -6309,6 +6263,7 @@
         <w:jc w:val="left"/>
         <w:rPr>
           <w:b/>
+          <w:u w:val="single"/>
         </w:rPr>
       </w:pPr>
     </w:p>
@@ -6497,7 +6452,7 @@
           </mc:Choice>
           <mc:Fallback>
             <w:pict>
-              <v:shape w14:anchorId="4E3B90B9" id="Graphic 12" o:spid="_x0000_s1026" style="position:absolute;margin-left:419.2pt;margin-top:102.05pt;width:192.4pt;height:587.5pt;z-index:-15801344;visibility:visible;mso-wrap-style:square;mso-wrap-distance-left:0;mso-wrap-distance-top:0;mso-wrap-distance-right:0;mso-wrap-distance-bottom:0;mso-position-horizontal:absolute;mso-position-horizontal-relative:page;mso-position-vertical:absolute;mso-position-vertical-relative:page;v-text-anchor:top" coordsize="2443480,7461250" o:gfxdata="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" path="m2442971,l,,,7460869r2442971,l2442971,xe" fillcolor="#f1f1f1" stroked="f">
+              <v:shape w14:anchorId="6E20B6CD" id="Graphic 12" o:spid="_x0000_s1026" style="position:absolute;margin-left:419.2pt;margin-top:102.05pt;width:192.4pt;height:587.5pt;z-index:-15801344;visibility:visible;mso-wrap-style:square;mso-wrap-distance-left:0;mso-wrap-distance-top:0;mso-wrap-distance-right:0;mso-wrap-distance-bottom:0;mso-position-horizontal:absolute;mso-position-horizontal-relative:page;mso-position-vertical:absolute;mso-position-vertical-relative:page;v-text-anchor:top" coordsize="2443480,7461250" o:gfxdata="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" path="m2442971,l,,,7460869r2442971,l2442971,xe" fillcolor="#f1f1f1" stroked="f">
                 <v:path arrowok="t"/>
                 <w10:wrap anchorx="page" anchory="page"/>
               </v:shape>
@@ -6585,7 +6540,7 @@
           </mc:Choice>
           <mc:Fallback>
             <w:pict>
-              <v:shape w14:anchorId="54B5DA7E" id="Graphic 13" o:spid="_x0000_s1026" style="position:absolute;margin-left:20.05pt;margin-top:499pt;width:.55pt;height:19.8pt;z-index:15732736;visibility:visible;mso-wrap-style:square;mso-wrap-distance-left:0;mso-wrap-distance-top:0;mso-wrap-distance-right:0;mso-wrap-distance-bottom:0;mso-position-horizontal:absolute;mso-position-horizontal-relative:page;mso-position-vertical:absolute;mso-position-vertical-relative:page;v-text-anchor:top" coordsize="6985,251460" o:gfxdata="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" path="m6705,l,,,250850r6705,l6705,xe" fillcolor="black" stroked="f">
+              <v:shape w14:anchorId="3E0F9136" id="Graphic 13" o:spid="_x0000_s1026" style="position:absolute;margin-left:20.05pt;margin-top:499pt;width:.55pt;height:19.8pt;z-index:15732736;visibility:visible;mso-wrap-style:square;mso-wrap-distance-left:0;mso-wrap-distance-top:0;mso-wrap-distance-right:0;mso-wrap-distance-bottom:0;mso-position-horizontal:absolute;mso-position-horizontal-relative:page;mso-position-vertical:absolute;mso-position-vertical-relative:page;v-text-anchor:top" coordsize="6985,251460" o:gfxdata="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" path="m6705,l,,,250850r6705,l6705,xe" fillcolor="black" stroked="f">
                 <v:path arrowok="t"/>
                 <w10:wrap anchorx="page" anchory="page"/>
               </v:shape>
@@ -6673,7 +6628,7 @@
           </mc:Choice>
           <mc:Fallback>
             <w:pict>
-              <v:shape w14:anchorId="4995174F" id="Graphic 14" o:spid="_x0000_s1026" style="position:absolute;margin-left:20.05pt;margin-top:616.25pt;width:.55pt;height:10pt;z-index:15733248;visibility:visible;mso-wrap-style:square;mso-wrap-distance-left:0;mso-wrap-distance-top:0;mso-wrap-distance-right:0;mso-wrap-distance-bottom:0;mso-position-horizontal:absolute;mso-position-horizontal-relative:page;mso-position-vertical:absolute;mso-position-vertical-relative:page;v-text-anchor:top" coordsize="6985,127000" o:gfxdata="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" path="m6705,l,,,126492r6705,l6705,xe" fillcolor="black" stroked="f">
+              <v:shape w14:anchorId="38D74DC8" id="Graphic 14" o:spid="_x0000_s1026" style="position:absolute;margin-left:20.05pt;margin-top:616.25pt;width:.55pt;height:10pt;z-index:15733248;visibility:visible;mso-wrap-style:square;mso-wrap-distance-left:0;mso-wrap-distance-top:0;mso-wrap-distance-right:0;mso-wrap-distance-bottom:0;mso-position-horizontal:absolute;mso-position-horizontal-relative:page;mso-position-vertical:absolute;mso-position-vertical-relative:page;v-text-anchor:top" coordsize="6985,127000" o:gfxdata="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" path="m6705,l,,,126492r6705,l6705,xe" fillcolor="black" stroked="f">
                 <v:path arrowok="t"/>
                 <w10:wrap anchorx="page" anchory="page"/>
               </v:shape>
@@ -6867,7 +6822,7 @@
           </mc:Choice>
           <mc:Fallback>
             <w:pict>
-              <v:shape w14:anchorId="7D18FA03" id="Graphic 15" o:spid="_x0000_s1026" style="position:absolute;margin-left:293.3pt;margin-top:8.75pt;width:1.8pt;height:.6pt;z-index:251657728;visibility:visible;mso-wrap-style:square;mso-wrap-distance-left:0;mso-wrap-distance-top:0;mso-wrap-distance-right:0;mso-wrap-distance-bottom:0;mso-position-horizontal:absolute;mso-position-horizontal-relative:page;mso-position-vertical:absolute;mso-position-vertical-relative:text;v-text-anchor:top" coordsize="22860,7620" o:gfxdata="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" path="m22555,l,,,7010r22555,l22555,xe" fillcolor="#d13438" stroked="f">
+              <v:shape w14:anchorId="1C5A6EE9" id="Graphic 15" o:spid="_x0000_s1026" style="position:absolute;margin-left:293.3pt;margin-top:8.75pt;width:1.8pt;height:.6pt;z-index:251657728;visibility:visible;mso-wrap-style:square;mso-wrap-distance-left:0;mso-wrap-distance-top:0;mso-wrap-distance-right:0;mso-wrap-distance-bottom:0;mso-position-horizontal:absolute;mso-position-horizontal-relative:page;mso-position-vertical:absolute;mso-position-vertical-relative:text;v-text-anchor:top" coordsize="22860,7620" o:gfxdata="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" path="m22555,l,,,7010r22555,l22555,xe" fillcolor="#d13438" stroked="f">
                 <v:path arrowok="t"/>
                 <w10:wrap anchorx="page"/>
               </v:shape>
@@ -6881,23 +6836,7 @@
           <w:noProof/>
           <w:sz w:val="16"/>
         </w:rPr>
-        <w:t>{{TipoDocumento}}</w:t>
-      </w:r>
-      <w:r>
-        <w:rPr>
-          <w:b/>
-          <w:noProof/>
-          <w:sz w:val="16"/>
-        </w:rPr>
-        <w:t xml:space="preserve"> </w:t>
-      </w:r>
-      <w:r>
-        <w:rPr>
-          <w:b/>
-          <w:noProof/>
-          <w:sz w:val="16"/>
-        </w:rPr>
-        <w:t>{{NumeroDocumento}}</w:t>
+        <w:t>{{TipoDocumento}} {{NumeroDocumento}}</w:t>
       </w:r>
     </w:p>
     <w:p>
@@ -6984,7 +6923,7 @@
           </mc:Choice>
           <mc:Fallback>
             <w:pict>
-              <v:shape w14:anchorId="04269E11" id="Graphic 16" o:spid="_x0000_s1026" style="position:absolute;margin-left:419.2pt;margin-top:102.05pt;width:192.4pt;height:587.5pt;z-index:-15798272;visibility:visible;mso-wrap-style:square;mso-wrap-distance-left:0;mso-wrap-distance-top:0;mso-wrap-distance-right:0;mso-wrap-distance-bottom:0;mso-position-horizontal:absolute;mso-position-horizontal-relative:page;mso-position-vertical:absolute;mso-position-vertical-relative:page;v-text-anchor:top" coordsize="2443480,7461250" o:gfxdata="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" path="m2442971,l,,,7460869r2442971,l2442971,xe" fillcolor="#f1f1f1" stroked="f">
+              <v:shape w14:anchorId="1F6E6FB4" id="Graphic 16" o:spid="_x0000_s1026" style="position:absolute;margin-left:419.2pt;margin-top:102.05pt;width:192.4pt;height:587.5pt;z-index:-15798272;visibility:visible;mso-wrap-style:square;mso-wrap-distance-left:0;mso-wrap-distance-top:0;mso-wrap-distance-right:0;mso-wrap-distance-bottom:0;mso-position-horizontal:absolute;mso-position-horizontal-relative:page;mso-position-vertical:absolute;mso-position-vertical-relative:page;v-text-anchor:top" coordsize="2443480,7461250" o:gfxdata="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" path="m2442971,l,,,7460869r2442971,l2442971,xe" fillcolor="#f1f1f1" stroked="f">
                 <v:path arrowok="t"/>
                 <w10:wrap anchorx="page" anchory="page"/>
               </v:shape>
@@ -7063,7 +7002,7 @@
 </file>
 
 <file path=word/endnotes.xml><?xml version="1.0" encoding="utf-8"?>
-<w:endnotes xmlns:wpc="http://schemas.microsoft.com/office/word/2010/wordprocessingCanvas" xmlns:cx="http://schemas.microsoft.com/office/drawing/2014/chartex" xmlns:cx1="http://schemas.microsoft.com/office/drawing/2015/9/8/chartex" xmlns:cx2="http://schemas.microsoft.com/office/drawing/2015/10/21/chartex" xmlns:cx3="http://schemas.microsoft.com/office/drawing/2016/5/9/chartex" xmlns:cx4="http://schemas.microsoft.com/office/drawing/2016/5/10/chartex" xmlns:cx5="http://schemas.microsoft.com/office/drawing/2016/5/11/chartex" xmlns:cx6="http://schemas.microsoft.com/office/drawing/2016/5/12/chartex" xmlns:cx7="http://schemas.microsoft.com/office/drawing/2016/5/13/chartex" xmlns:cx8="http://schemas.microsoft.com/office/drawing/2016/5/14/chartex" xmlns:mc="http://schemas.openxmlformats.org/markup-compatibility/2006" xmlns:aink="http://schemas.microsoft.com/office/drawing/2016/ink" xmlns:am3d="http://schemas.microsoft.com/office/drawing/2017/model3d" xmlns:o="urn:schemas-microsoft-com:office:office" xmlns:oel="http://schemas.microsoft.com/office/2019/extlst" xmlns:r="http://schemas.openxmlformats.org/officeDocument/2006/relationships" xmlns:m="http://schemas.openxmlformats.org/officeDocument/2006/math" xmlns:v="urn:schemas-microsoft-com:vml" xmlns:wp14="http://schemas.microsoft.com/office/word/2010/wordprocessingDrawing" xmlns:wp="http://schemas.openxmlformats.org/drawingml/2006/wordprocessingDrawing" xmlns:w10="urn:schemas-microsoft-com:office:word" xmlns:w="http://schemas.openxmlformats.org/wordprocessingml/2006/main" xmlns:w14="http://schemas.microsoft.com/office/word/2010/wordml" xmlns:w15="http://schemas.microsoft.com/office/word/2012/wordml" xmlns:w16cex="http://schemas.microsoft.com/office/word/2018/wordml/cex" xmlns:w16cid="http://schemas.microsoft.com/office/word/2016/wordml/cid" xmlns:w16="http://schemas.microsoft.com/office/word/2018/wordml" xmlns:w16du="http://schemas.microsoft.com/office/word/2023/wordml/word16du" xmlns:w16sdtdh="http://schemas.microsoft.com/office/word/2020/wordml/sdtdatahash" xmlns:w16sdtfl="http://schemas.microsoft.com/office/word/2024/wordml/sdtformatlock" xmlns:w16se="http://schemas.microsoft.com/office/word/2015/wordml/symex" xmlns:wpg="http://schemas.microsoft.com/office/word/2010/wordprocessingGroup" xmlns:wpi="http://schemas.microsoft.com/office/word/2010/wordprocessingInk" xmlns:wne="http://schemas.microsoft.com/office/word/2006/wordml" xmlns:wps="http://schemas.microsoft.com/office/word/2010/wordprocessingShape" mc:Ignorable="w14 w15 w16se w16cid w16 w16cex w16sdtdh w16sdtfl w16du wp14">
+<w:endnotes xmlns:wpc="http://schemas.microsoft.com/office/word/2010/wordprocessingCanvas" xmlns:cx="http://schemas.microsoft.com/office/drawing/2014/chartex" xmlns:cx1="http://schemas.microsoft.com/office/drawing/2015/9/8/chartex" xmlns:cx2="http://schemas.microsoft.com/office/drawing/2015/10/21/chartex" xmlns:cx3="http://schemas.microsoft.com/office/drawing/2016/5/9/chartex" xmlns:cx4="http://schemas.microsoft.com/office/drawing/2016/5/10/chartex" xmlns:cx5="http://schemas.microsoft.com/office/drawing/2016/5/11/chartex" xmlns:cx6="http://schemas.microsoft.com/office/drawing/2016/5/12/chartex" xmlns:cx7="http://schemas.microsoft.com/office/drawing/2016/5/13/chartex" xmlns:cx8="http://schemas.microsoft.com/office/drawing/2016/5/14/chartex" xmlns:mc="http://schemas.openxmlformats.org/markup-compatibility/2006" xmlns:aink="http://schemas.microsoft.com/office/drawing/2016/ink" xmlns:am3d="http://schemas.microsoft.com/office/drawing/2017/model3d" xmlns:o="urn:schemas-microsoft-com:office:office" xmlns:oel="http://schemas.microsoft.com/office/2019/extlst" xmlns:r="http://schemas.openxmlformats.org/officeDocument/2006/relationships" xmlns:m="http://schemas.openxmlformats.org/officeDocument/2006/math" xmlns:v="urn:schemas-microsoft-com:vml" xmlns:wp14="http://schemas.microsoft.com/office/word/2010/wordprocessingDrawing" xmlns:wp="http://schemas.openxmlformats.org/drawingml/2006/wordprocessingDrawing" xmlns:w10="urn:schemas-microsoft-com:office:word" xmlns:w="http://schemas.openxmlformats.org/wordprocessingml/2006/main" xmlns:w14="http://schemas.microsoft.com/office/word/2010/wordml" xmlns:w15="http://schemas.microsoft.com/office/word/2012/wordml" xmlns:w16cei="http://schemas.microsoft.com/office/word/2026/wordml/cei" xmlns:w16cex="http://schemas.microsoft.com/office/word/2018/wordml/cex" xmlns:w16cid="http://schemas.microsoft.com/office/word/2016/wordml/cid" xmlns:w16="http://schemas.microsoft.com/office/word/2018/wordml" xmlns:w16du="http://schemas.microsoft.com/office/word/2023/wordml/word16du" xmlns:w16sdtdh="http://schemas.microsoft.com/office/word/2020/wordml/sdtdatahash" xmlns:w16sdtfl="http://schemas.microsoft.com/office/word/2024/wordml/sdtformatlock" xmlns:w16se="http://schemas.microsoft.com/office/word/2015/wordml/symex" xmlns:wpg="http://schemas.microsoft.com/office/word/2010/wordprocessingGroup" xmlns:wpi="http://schemas.microsoft.com/office/word/2010/wordprocessingInk" xmlns:wne="http://schemas.microsoft.com/office/word/2006/wordml" xmlns:wps="http://schemas.microsoft.com/office/word/2010/wordprocessingShape" mc:Ignorable="w14 w15 w16se w16cid w16 w16cex w16sdtdh w16sdtfl w16du wp14">
   <w:endnote w:type="separator" w:id="-1">
     <w:p>
       <w:r>
@@ -7082,7 +7021,7 @@
 </file>
 
 <file path=word/footer1.xml><?xml version="1.0" encoding="utf-8"?>
-<w:ftr xmlns:wpc="http://schemas.microsoft.com/office/word/2010/wordprocessingCanvas" xmlns:cx="http://schemas.microsoft.com/office/drawing/2014/chartex" xmlns:cx1="http://schemas.microsoft.com/office/drawing/2015/9/8/chartex" xmlns:cx2="http://schemas.microsoft.com/office/drawing/2015/10/21/chartex" xmlns:cx3="http://schemas.microsoft.com/office/drawing/2016/5/9/chartex" xmlns:cx4="http://schemas.microsoft.com/office/drawing/2016/5/10/chartex" xmlns:cx5="http://schemas.microsoft.com/office/drawing/2016/5/11/chartex" xmlns:cx6="http://schemas.microsoft.com/office/drawing/2016/5/12/chartex" xmlns:cx7="http://schemas.microsoft.com/office/drawing/2016/5/13/chartex" xmlns:cx8="http://schemas.microsoft.com/office/drawing/2016/5/14/chartex" xmlns:mc="http://schemas.openxmlformats.org/markup-compatibility/2006" xmlns:aink="http://schemas.microsoft.com/office/drawing/2016/ink" xmlns:am3d="http://schemas.microsoft.com/office/drawing/2017/model3d" xmlns:o="urn:schemas-microsoft-com:office:office" xmlns:oel="http://schemas.microsoft.com/office/2019/extlst" xmlns:r="http://schemas.openxmlformats.org/officeDocument/2006/relationships" xmlns:m="http://schemas.openxmlformats.org/officeDocument/2006/math" xmlns:v="urn:schemas-microsoft-com:vml" xmlns:wp14="http://schemas.microsoft.com/office/word/2010/wordprocessingDrawing" xmlns:wp="http://schemas.openxmlformats.org/drawingml/2006/wordprocessingDrawing" xmlns:w10="urn:schemas-microsoft-com:office:word" xmlns:w="http://schemas.openxmlformats.org/wordprocessingml/2006/main" xmlns:w14="http://schemas.microsoft.com/office/word/2010/wordml" xmlns:w15="http://schemas.microsoft.com/office/word/2012/wordml" xmlns:w16cex="http://schemas.microsoft.com/office/word/2018/wordml/cex" xmlns:w16cid="http://schemas.microsoft.com/office/word/2016/wordml/cid" xmlns:w16="http://schemas.microsoft.com/office/word/2018/wordml" xmlns:w16du="http://schemas.microsoft.com/office/word/2023/wordml/word16du" xmlns:w16sdtdh="http://schemas.microsoft.com/office/word/2020/wordml/sdtdatahash" xmlns:w16sdtfl="http://schemas.microsoft.com/office/word/2024/wordml/sdtformatlock" xmlns:w16se="http://schemas.microsoft.com/office/word/2015/wordml/symex" xmlns:wpg="http://schemas.microsoft.com/office/word/2010/wordprocessingGroup" xmlns:wpi="http://schemas.microsoft.com/office/word/2010/wordprocessingInk" xmlns:wne="http://schemas.microsoft.com/office/word/2006/wordml" xmlns:wps="http://schemas.microsoft.com/office/word/2010/wordprocessingShape" mc:Ignorable="w14 w15 w16se w16cid w16 w16cex w16sdtdh w16sdtfl w16du wp14">
+<w:ftr xmlns:wpc="http://schemas.microsoft.com/office/word/2010/wordprocessingCanvas" xmlns:cx="http://schemas.microsoft.com/office/drawing/2014/chartex" xmlns:cx1="http://schemas.microsoft.com/office/drawing/2015/9/8/chartex" xmlns:cx2="http://schemas.microsoft.com/office/drawing/2015/10/21/chartex" xmlns:cx3="http://schemas.microsoft.com/office/drawing/2016/5/9/chartex" xmlns:cx4="http://schemas.microsoft.com/office/drawing/2016/5/10/chartex" xmlns:cx5="http://schemas.microsoft.com/office/drawing/2016/5/11/chartex" xmlns:cx6="http://schemas.microsoft.com/office/drawing/2016/5/12/chartex" xmlns:cx7="http://schemas.microsoft.com/office/drawing/2016/5/13/chartex" xmlns:cx8="http://schemas.microsoft.com/office/drawing/2016/5/14/chartex" xmlns:mc="http://schemas.openxmlformats.org/markup-compatibility/2006" xmlns:aink="http://schemas.microsoft.com/office/drawing/2016/ink" xmlns:am3d="http://schemas.microsoft.com/office/drawing/2017/model3d" xmlns:o="urn:schemas-microsoft-com:office:office" xmlns:oel="http://schemas.microsoft.com/office/2019/extlst" xmlns:r="http://schemas.openxmlformats.org/officeDocument/2006/relationships" xmlns:m="http://schemas.openxmlformats.org/officeDocument/2006/math" xmlns:v="urn:schemas-microsoft-com:vml" xmlns:wp14="http://schemas.microsoft.com/office/word/2010/wordprocessingDrawing" xmlns:wp="http://schemas.openxmlformats.org/drawingml/2006/wordprocessingDrawing" xmlns:w10="urn:schemas-microsoft-com:office:word" xmlns:w="http://schemas.openxmlformats.org/wordprocessingml/2006/main" xmlns:w14="http://schemas.microsoft.com/office/word/2010/wordml" xmlns:w15="http://schemas.microsoft.com/office/word/2012/wordml" xmlns:w16cei="http://schemas.microsoft.com/office/word/2026/wordml/cei" xmlns:w16cex="http://schemas.microsoft.com/office/word/2018/wordml/cex" xmlns:w16cid="http://schemas.microsoft.com/office/word/2016/wordml/cid" xmlns:w16="http://schemas.microsoft.com/office/word/2018/wordml" xmlns:w16du="http://schemas.microsoft.com/office/word/2023/wordml/word16du" xmlns:w16sdtdh="http://schemas.microsoft.com/office/word/2020/wordml/sdtdatahash" xmlns:w16sdtfl="http://schemas.microsoft.com/office/word/2024/wordml/sdtformatlock" xmlns:w16se="http://schemas.microsoft.com/office/word/2015/wordml/symex" xmlns:wpg="http://schemas.microsoft.com/office/word/2010/wordprocessingGroup" xmlns:wpi="http://schemas.microsoft.com/office/word/2010/wordprocessingInk" xmlns:wne="http://schemas.microsoft.com/office/word/2006/wordml" xmlns:wps="http://schemas.microsoft.com/office/word/2010/wordprocessingShape" mc:Ignorable="w14 w15 w16se w16cid w16 w16cex w16sdtdh w16sdtfl w16du wp14">
   <w:p>
     <w:pPr>
       <w:pStyle w:val="Textoindependiente"/>
@@ -7403,7 +7342,7 @@
 </file>
 
 <file path=word/footnotes.xml><?xml version="1.0" encoding="utf-8"?>
-<w:footnotes xmlns:wpc="http://schemas.microsoft.com/office/word/2010/wordprocessingCanvas" xmlns:cx="http://schemas.microsoft.com/office/drawing/2014/chartex" xmlns:cx1="http://schemas.microsoft.com/office/drawing/2015/9/8/chartex" xmlns:cx2="http://schemas.microsoft.com/office/drawing/2015/10/21/chartex" xmlns:cx3="http://schemas.microsoft.com/office/drawing/2016/5/9/chartex" xmlns:cx4="http://schemas.microsoft.com/office/drawing/2016/5/10/chartex" xmlns:cx5="http://schemas.microsoft.com/office/drawing/2016/5/11/chartex" xmlns:cx6="http://schemas.microsoft.com/office/drawing/2016/5/12/chartex" xmlns:cx7="http://schemas.microsoft.com/office/drawing/2016/5/13/chartex" xmlns:cx8="http://schemas.microsoft.com/office/drawing/2016/5/14/chartex" xmlns:mc="http://schemas.openxmlformats.org/markup-compatibility/2006" xmlns:aink="http://schemas.microsoft.com/office/drawing/2016/ink" xmlns:am3d="http://schemas.microsoft.com/office/drawing/2017/model3d" xmlns:o="urn:schemas-microsoft-com:office:office" xmlns:oel="http://schemas.microsoft.com/office/2019/extlst" xmlns:r="http://schemas.openxmlformats.org/officeDocument/2006/relationships" xmlns:m="http://schemas.openxmlformats.org/officeDocument/2006/math" xmlns:v="urn:schemas-microsoft-com:vml" xmlns:wp14="http://schemas.microsoft.com/office/word/2010/wordprocessingDrawing" xmlns:wp="http://schemas.openxmlformats.org/drawingml/2006/wordprocessingDrawing" xmlns:w10="urn:schemas-microsoft-com:office:word" xmlns:w="http://schemas.openxmlformats.org/wordprocessingml/2006/main" xmlns:w14="http://schemas.microsoft.com/office/word/2010/wordml" xmlns:w15="http://schemas.microsoft.com/office/word/2012/wordml" xmlns:w16cex="http://schemas.microsoft.com/office/word/2018/wordml/cex" xmlns:w16cid="http://schemas.microsoft.com/office/word/2016/wordml/cid" xmlns:w16="http://schemas.microsoft.com/office/word/2018/wordml" xmlns:w16du="http://schemas.microsoft.com/office/word/2023/wordml/word16du" xmlns:w16sdtdh="http://schemas.microsoft.com/office/word/2020/wordml/sdtdatahash" xmlns:w16sdtfl="http://schemas.microsoft.com/office/word/2024/wordml/sdtformatlock" xmlns:w16se="http://schemas.microsoft.com/office/word/2015/wordml/symex" xmlns:wpg="http://schemas.microsoft.com/office/word/2010/wordprocessingGroup" xmlns:wpi="http://schemas.microsoft.com/office/word/2010/wordprocessingInk" xmlns:wne="http://schemas.microsoft.com/office/word/2006/wordml" xmlns:wps="http://schemas.microsoft.com/office/word/2010/wordprocessingShape" mc:Ignorable="w14 w15 w16se w16cid w16 w16cex w16sdtdh w16sdtfl w16du wp14">
+<w:footnotes xmlns:wpc="http://schemas.microsoft.com/office/word/2010/wordprocessingCanvas" xmlns:cx="http://schemas.microsoft.com/office/drawing/2014/chartex" xmlns:cx1="http://schemas.microsoft.com/office/drawing/2015/9/8/chartex" xmlns:cx2="http://schemas.microsoft.com/office/drawing/2015/10/21/chartex" xmlns:cx3="http://schemas.microsoft.com/office/drawing/2016/5/9/chartex" xmlns:cx4="http://schemas.microsoft.com/office/drawing/2016/5/10/chartex" xmlns:cx5="http://schemas.microsoft.com/office/drawing/2016/5/11/chartex" xmlns:cx6="http://schemas.microsoft.com/office/drawing/2016/5/12/chartex" xmlns:cx7="http://schemas.microsoft.com/office/drawing/2016/5/13/chartex" xmlns:cx8="http://schemas.microsoft.com/office/drawing/2016/5/14/chartex" xmlns:mc="http://schemas.openxmlformats.org/markup-compatibility/2006" xmlns:aink="http://schemas.microsoft.com/office/drawing/2016/ink" xmlns:am3d="http://schemas.microsoft.com/office/drawing/2017/model3d" xmlns:o="urn:schemas-microsoft-com:office:office" xmlns:oel="http://schemas.microsoft.com/office/2019/extlst" xmlns:r="http://schemas.openxmlformats.org/officeDocument/2006/relationships" xmlns:m="http://schemas.openxmlformats.org/officeDocument/2006/math" xmlns:v="urn:schemas-microsoft-com:vml" xmlns:wp14="http://schemas.microsoft.com/office/word/2010/wordprocessingDrawing" xmlns:wp="http://schemas.openxmlformats.org/drawingml/2006/wordprocessingDrawing" xmlns:w10="urn:schemas-microsoft-com:office:word" xmlns:w="http://schemas.openxmlformats.org/wordprocessingml/2006/main" xmlns:w14="http://schemas.microsoft.com/office/word/2010/wordml" xmlns:w15="http://schemas.microsoft.com/office/word/2012/wordml" xmlns:w16cei="http://schemas.microsoft.com/office/word/2026/wordml/cei" xmlns:w16cex="http://schemas.microsoft.com/office/word/2018/wordml/cex" xmlns:w16cid="http://schemas.microsoft.com/office/word/2016/wordml/cid" xmlns:w16="http://schemas.microsoft.com/office/word/2018/wordml" xmlns:w16du="http://schemas.microsoft.com/office/word/2023/wordml/word16du" xmlns:w16sdtdh="http://schemas.microsoft.com/office/word/2020/wordml/sdtdatahash" xmlns:w16sdtfl="http://schemas.microsoft.com/office/word/2024/wordml/sdtformatlock" xmlns:w16se="http://schemas.microsoft.com/office/word/2015/wordml/symex" xmlns:wpg="http://schemas.microsoft.com/office/word/2010/wordprocessingGroup" xmlns:wpi="http://schemas.microsoft.com/office/word/2010/wordprocessingInk" xmlns:wne="http://schemas.microsoft.com/office/word/2006/wordml" xmlns:wps="http://schemas.microsoft.com/office/word/2010/wordprocessingShape" mc:Ignorable="w14 w15 w16se w16cid w16 w16cex w16sdtdh w16sdtfl w16du wp14">
   <w:footnote w:type="separator" w:id="-1">
     <w:p>
       <w:r>
@@ -7422,7 +7361,7 @@
 </file>
 
 <file path=word/numbering.xml><?xml version="1.0" encoding="utf-8"?>
-<w:numbering xmlns:wpc="http://schemas.microsoft.com/office/word/2010/wordprocessingCanvas" xmlns:cx="http://schemas.microsoft.com/office/drawing/2014/chartex" xmlns:cx1="http://schemas.microsoft.com/office/drawing/2015/9/8/chartex" xmlns:cx2="http://schemas.microsoft.com/office/drawing/2015/10/21/chartex" xmlns:cx3="http://schemas.microsoft.com/office/drawing/2016/5/9/chartex" xmlns:cx4="http://schemas.microsoft.com/office/drawing/2016/5/10/chartex" xmlns:cx5="http://schemas.microsoft.com/office/drawing/2016/5/11/chartex" xmlns:cx6="http://schemas.microsoft.com/office/drawing/2016/5/12/chartex" xmlns:cx7="http://schemas.microsoft.com/office/drawing/2016/5/13/chartex" xmlns:cx8="http://schemas.microsoft.com/office/drawing/2016/5/14/chartex" xmlns:mc="http://schemas.openxmlformats.org/markup-compatibility/2006" xmlns:aink="http://schemas.microsoft.com/office/drawing/2016/ink" xmlns:am3d="http://schemas.microsoft.com/office/drawing/2017/model3d" xmlns:o="urn:schemas-microsoft-com:office:office" xmlns:oel="http://schemas.microsoft.com/office/2019/extlst" xmlns:r="http://schemas.openxmlformats.org/officeDocument/2006/relationships" xmlns:m="http://schemas.openxmlformats.org/officeDocument/2006/math" xmlns:v="urn:schemas-microsoft-com:vml" xmlns:wp14="http://schemas.microsoft.com/office/word/2010/wordprocessingDrawing" xmlns:wp="http://schemas.openxmlformats.org/drawingml/2006/wordprocessingDrawing" xmlns:w10="urn:schemas-microsoft-com:office:word" xmlns:w="http://schemas.openxmlformats.org/wordprocessingml/2006/main" xmlns:w14="http://schemas.microsoft.com/office/word/2010/wordml" xmlns:w15="http://schemas.microsoft.com/office/word/2012/wordml" xmlns:w16cex="http://schemas.microsoft.com/office/word/2018/wordml/cex" xmlns:w16cid="http://schemas.microsoft.com/office/word/2016/wordml/cid" xmlns:w16="http://schemas.microsoft.com/office/word/2018/wordml" xmlns:w16du="http://schemas.microsoft.com/office/word/2023/wordml/word16du" xmlns:w16sdtdh="http://schemas.microsoft.com/office/word/2020/wordml/sdtdatahash" xmlns:w16sdtfl="http://schemas.microsoft.com/office/word/2024/wordml/sdtformatlock" xmlns:w16se="http://schemas.microsoft.com/office/word/2015/wordml/symex" xmlns:wpg="http://schemas.microsoft.com/office/word/2010/wordprocessingGroup" xmlns:wpi="http://schemas.microsoft.com/office/word/2010/wordprocessingInk" xmlns:wne="http://schemas.microsoft.com/office/word/2006/wordml" xmlns:wps="http://schemas.microsoft.com/office/word/2010/wordprocessingShape" mc:Ignorable="w14 w15 w16se w16cid w16 w16cex w16sdtdh w16sdtfl w16du wp14">
+<w:numbering xmlns:wpc="http://schemas.microsoft.com/office/word/2010/wordprocessingCanvas" xmlns:cx="http://schemas.microsoft.com/office/drawing/2014/chartex" xmlns:cx1="http://schemas.microsoft.com/office/drawing/2015/9/8/chartex" xmlns:cx2="http://schemas.microsoft.com/office/drawing/2015/10/21/chartex" xmlns:cx3="http://schemas.microsoft.com/office/drawing/2016/5/9/chartex" xmlns:cx4="http://schemas.microsoft.com/office/drawing/2016/5/10/chartex" xmlns:cx5="http://schemas.microsoft.com/office/drawing/2016/5/11/chartex" xmlns:cx6="http://schemas.microsoft.com/office/drawing/2016/5/12/chartex" xmlns:cx7="http://schemas.microsoft.com/office/drawing/2016/5/13/chartex" xmlns:cx8="http://schemas.microsoft.com/office/drawing/2016/5/14/chartex" xmlns:mc="http://schemas.openxmlformats.org/markup-compatibility/2006" xmlns:aink="http://schemas.microsoft.com/office/drawing/2016/ink" xmlns:am3d="http://schemas.microsoft.com/office/drawing/2017/model3d" xmlns:o="urn:schemas-microsoft-com:office:office" xmlns:oel="http://schemas.microsoft.com/office/2019/extlst" xmlns:r="http://schemas.openxmlformats.org/officeDocument/2006/relationships" xmlns:m="http://schemas.openxmlformats.org/officeDocument/2006/math" xmlns:v="urn:schemas-microsoft-com:vml" xmlns:wp14="http://schemas.microsoft.com/office/word/2010/wordprocessingDrawing" xmlns:wp="http://schemas.openxmlformats.org/drawingml/2006/wordprocessingDrawing" xmlns:w10="urn:schemas-microsoft-com:office:word" xmlns:w="http://schemas.openxmlformats.org/wordprocessingml/2006/main" xmlns:w14="http://schemas.microsoft.com/office/word/2010/wordml" xmlns:w15="http://schemas.microsoft.com/office/word/2012/wordml" xmlns:w16cei="http://schemas.microsoft.com/office/word/2026/wordml/cei" xmlns:w16cex="http://schemas.microsoft.com/office/word/2018/wordml/cex" xmlns:w16cid="http://schemas.microsoft.com/office/word/2016/wordml/cid" xmlns:w16="http://schemas.microsoft.com/office/word/2018/wordml" xmlns:w16du="http://schemas.microsoft.com/office/word/2023/wordml/word16du" xmlns:w16sdtdh="http://schemas.microsoft.com/office/word/2020/wordml/sdtdatahash" xmlns:w16sdtfl="http://schemas.microsoft.com/office/word/2024/wordml/sdtformatlock" xmlns:w16se="http://schemas.microsoft.com/office/word/2015/wordml/symex" xmlns:wpg="http://schemas.microsoft.com/office/word/2010/wordprocessingGroup" xmlns:wpi="http://schemas.microsoft.com/office/word/2010/wordprocessingInk" xmlns:wne="http://schemas.microsoft.com/office/word/2006/wordml" xmlns:wps="http://schemas.microsoft.com/office/word/2010/wordprocessingShape" mc:Ignorable="w14 w15 w16se w16cid w16 w16cex w16sdtdh w16sdtfl w16du wp14">
   <w:abstractNum w:abstractNumId="0" w15:restartNumberingAfterBreak="0">
     <w:nsid w:val="4E9A26D4"/>
     <w:multiLevelType w:val="hybridMultilevel"/>
@@ -8212,6 +8151,7 @@
   <w:style w:type="character" w:default="1" w:styleId="Fuentedeprrafopredeter">
     <w:name w:val="Default Paragraph Font"/>
     <w:uiPriority w:val="1"/>
+    <w:semiHidden/>
     <w:unhideWhenUsed/>
   </w:style>
   <w:style w:type="table" w:default="1" w:styleId="Tablanormal">
